--- a/Diplomata_ES/docx/3부3화_El_rescate.docx
+++ b/Diplomata_ES/docx/3부3화_El_rescate.docx
@@ -8592,7 +8592,7 @@
           <w:i w:val="0"/>
           <w:sz w:val="22"/>
         </w:rPr>
-        <w:t>Presidente Calvo, perdone la hora. Le llamo para informarle de una gestión que he hecho esta semana. A título privado, como siempre.</w:t>
+        <w:t>Presidenta Calvo, perdone la hora. Le llamo para informarle de una gestión que he hecho esta semana. A título privado, como siempre.</w:t>
       </w:r>
     </w:p>
     <w:p>
@@ -8904,7 +8904,7 @@
           <w:i w:val="0"/>
           <w:sz w:val="22"/>
         </w:rPr>
-        <w:t>Con lo que funcionó durante setecientos años, presidente. No todas las ideas modernas duran tanto.</w:t>
+        <w:t>Con lo que funcionó durante setecientos años, presidenta. No todas las ideas modernas duran tanto.</w:t>
       </w:r>
     </w:p>
     <w:p>
@@ -9008,7 +9008,7 @@
           <w:i w:val="0"/>
           <w:sz w:val="22"/>
         </w:rPr>
-        <w:t>Se lo he comunicado esta noche, presidente. Y se ha limitado a decir: «Ya era hora de que alguien leyera ese libro».</w:t>
+        <w:t>Se lo he comunicado esta noche, presidenta. Y se ha limitado a decir: «Ya era hora de que alguien leyera ese libro».</w:t>
       </w:r>
     </w:p>
     <w:p>
@@ -9112,7 +9112,7 @@
           <w:i w:val="0"/>
           <w:sz w:val="22"/>
         </w:rPr>
-        <w:t>Lo sé, presidente. Esta vez no hubo tiempo, pero le llamo la misma noche, y le informo de todo. Si quiere, mañana le envío el expediente completo.</w:t>
+        <w:t>Lo sé, presidenta. Esta vez no hubo tiempo, pero le llamo la misma noche, y le informo de todo. Si quiere, mañana le envío el expediente completo.</w:t>
       </w:r>
     </w:p>
     <w:p>
